--- a/examples/07-immagini-e-viste/grasshopper-verified.docx
+++ b/examples/07-immagini-e-viste/grasshopper-verified.docx
@@ -32,7 +32,7 @@
                     <pic:cNvPicPr/>
                   </pic:nvPicPr>
                   <pic:blipFill>
-                    <a:blip xmlns:p10="http://schemas.openxmlformats.org/officeDocument/2006/relationships" p10:embed="R1887960072464eca"/>
+                    <a:blip xmlns:p10="http://schemas.openxmlformats.org/officeDocument/2006/relationships" p10:embed="Rf921599664384497"/>
                     <a:stretch>
                       <a:fillRect/>
                     </a:stretch>
@@ -92,7 +92,7 @@
                     <pic:cNvPicPr/>
                   </pic:nvPicPr>
                   <pic:blipFill>
-                    <a:blip xmlns:p10="http://schemas.openxmlformats.org/officeDocument/2006/relationships" p10:embed="R1b3643b925904921"/>
+                    <a:blip xmlns:p10="http://schemas.openxmlformats.org/officeDocument/2006/relationships" p10:embed="R81fe06305307497d"/>
                     <a:stretch>
                       <a:fillRect/>
                     </a:stretch>
